--- a/Clients/TCI/TCI-AI-Growth-Summary.docx
+++ b/Clients/TCI/TCI-AI-Growth-Summary.docx
@@ -1514,7 +1514,7 @@
                 <w:sz w:val="20"/>
                 <w:szCs w:val="20"/>
               </w:rPr>
-              <w:t xml:space="preserve">The same public-records account-intelligence motion already in production for a Technijian client — 24 contact-ready leads in a single 75-minute run — pointed at WAIRE-obligated warehouses and named fleets, with RFP and lease-proposal automation behind it.</w:t>
+              <w:t xml:space="preserve">The same public-records account-intelligence motion already in production for a Technijian client — 24 contact-ready leads in a single 75-minute run — pointed at WAIRE-obligated warehouses and named fleets. Delivered as My AI Lead Gen (published tiers), with RFP and lease-proposal automation behind it.</w:t>
             </w:r>
           </w:p>
         </w:tc>
@@ -1726,7 +1726,7 @@
           <w:sz w:val="22"/>
           <w:szCs w:val="22"/>
         </w:rPr>
-        <w:t xml:space="preserve">The program is built land-and-expand: a small, published entry that proves the lift, then an expansion scoped at discovery once it does. We are deliberate about money — only the published price is stated as firm; the build is priced from the rate card and scoped into a fixed-price Statement of Work, never an invented number.</w:t>
+        <w:t xml:space="preserve">The program is built land-and-expand on two published engines, then a custom build scoped at discovery. We are deliberate about money — only published prices are stated as firm (My SEO and My AI Lead Gen); the build is priced from the real 2026 US-led rates and scoped into a fixed-price Statement of Work, never an invented number.</w:t>
       </w:r>
     </w:p>
     <w:p>
@@ -1750,9 +1750,10 @@
         </w:tblBorders>
       </w:tblPr>
       <w:tblGrid>
-        <w:gridCol w:w="3328"/>
-        <w:gridCol w:w="4368"/>
-        <w:gridCol w:w="1664"/>
+        <w:gridCol w:w="2995"/>
+        <w:gridCol w:w="3744"/>
+        <w:gridCol w:w="1310"/>
+        <w:gridCol w:w="1311"/>
       </w:tblGrid>
       <w:tr>
         <w:trPr>
@@ -1761,7 +1762,7 @@
         </w:trPr>
         <w:tc>
           <w:tcPr>
-            <w:tcW w:type="dxa" w:w="3328"/>
+            <w:tcW w:type="dxa" w:w="2995"/>
             <w:tcBorders>
               <w:top w:val="single" w:color="E9ECEF" w:sz="4"/>
               <w:left w:val="single" w:color="E9ECEF" w:sz="4"/>
@@ -1790,13 +1791,13 @@
                 <w:sz w:val="20"/>
                 <w:szCs w:val="20"/>
               </w:rPr>
-              <w:t xml:space="preserve">Entry Program (published)</w:t>
-            </w:r>
-          </w:p>
-        </w:tc>
-        <w:tc>
-          <w:tcPr>
-            <w:tcW w:type="dxa" w:w="4368"/>
+              <w:t xml:space="preserve">Published Recurring Program</w:t>
+            </w:r>
+          </w:p>
+        </w:tc>
+        <w:tc>
+          <w:tcPr>
+            <w:tcW w:type="dxa" w:w="3744"/>
             <w:tcBorders>
               <w:top w:val="single" w:color="E9ECEF" w:sz="4"/>
               <w:left w:val="single" w:color="E9ECEF" w:sz="4"/>
@@ -1831,7 +1832,42 @@
         </w:tc>
         <w:tc>
           <w:tcPr>
-            <w:tcW w:type="dxa" w:w="1664"/>
+            <w:tcW w:type="dxa" w:w="1310"/>
+            <w:tcBorders>
+              <w:top w:val="single" w:color="E9ECEF" w:sz="4"/>
+              <w:left w:val="single" w:color="E9ECEF" w:sz="4"/>
+              <w:bottom w:val="single" w:color="E9ECEF" w:sz="4"/>
+              <w:right w:val="single" w:color="E9ECEF" w:sz="4"/>
+            </w:tcBorders>
+            <w:shd w:fill="006DB6" w:val="clear"/>
+            <w:tcMar>
+              <w:top w:type="dxa" w:w="120"/>
+              <w:left w:type="dxa" w:w="140"/>
+              <w:bottom w:type="dxa" w:w="120"/>
+              <w:right w:type="dxa" w:w="140"/>
+            </w:tcMar>
+            <w:vAlign w:val="center"/>
+          </w:tcPr>
+          <w:p>
+            <w:pPr>
+              <w:jc w:val="right"/>
+            </w:pPr>
+            <w:r>
+              <w:rPr>
+                <w:rFonts w:ascii="Open Sans" w:cs="Open Sans" w:eastAsia="Open Sans" w:hAnsi="Open Sans"/>
+                <w:b/>
+                <w:bCs/>
+                <w:color w:val="FFFFFF"/>
+                <w:sz w:val="20"/>
+                <w:szCs w:val="20"/>
+              </w:rPr>
+              <w:t xml:space="preserve">Monthly</w:t>
+            </w:r>
+          </w:p>
+        </w:tc>
+        <w:tc>
+          <w:tcPr>
+            <w:tcW w:type="dxa" w:w="1311"/>
             <w:tcBorders>
               <w:top w:val="single" w:color="E9ECEF" w:sz="4"/>
               <w:left w:val="single" w:color="E9ECEF" w:sz="4"/>
@@ -1871,7 +1907,7 @@
         </w:trPr>
         <w:tc>
           <w:tcPr>
-            <w:tcW w:type="dxa" w:w="3328"/>
+            <w:tcW w:type="dxa" w:w="2995"/>
             <w:tcBorders>
               <w:top w:val="single" w:color="E9ECEF" w:sz="4"/>
               <w:left w:val="single" w:color="E9ECEF" w:sz="4"/>
@@ -1906,7 +1942,7 @@
         </w:tc>
         <w:tc>
           <w:tcPr>
-            <w:tcW w:type="dxa" w:w="4368"/>
+            <w:tcW w:type="dxa" w:w="3744"/>
             <w:tcBorders>
               <w:top w:val="single" w:color="E9ECEF" w:sz="4"/>
               <w:left w:val="single" w:color="E9ECEF" w:sz="4"/>
@@ -1941,7 +1977,42 @@
         </w:tc>
         <w:tc>
           <w:tcPr>
-            <w:tcW w:type="dxa" w:w="1664"/>
+            <w:tcW w:type="dxa" w:w="1310"/>
+            <w:tcBorders>
+              <w:top w:val="single" w:color="E9ECEF" w:sz="4"/>
+              <w:left w:val="single" w:color="E9ECEF" w:sz="4"/>
+              <w:bottom w:val="single" w:color="E9ECEF" w:sz="4"/>
+              <w:right w:val="single" w:color="E9ECEF" w:sz="4"/>
+            </w:tcBorders>
+            <w:shd w:fill="FFFFFF" w:val="clear"/>
+            <w:tcMar>
+              <w:top w:type="dxa" w:w="100"/>
+              <w:left w:type="dxa" w:w="140"/>
+              <w:bottom w:type="dxa" w:w="100"/>
+              <w:right w:type="dxa" w:w="140"/>
+            </w:tcMar>
+            <w:vAlign w:val="center"/>
+          </w:tcPr>
+          <w:p>
+            <w:pPr>
+              <w:jc w:val="right"/>
+            </w:pPr>
+            <w:r>
+              <w:rPr>
+                <w:rFonts w:ascii="Open Sans" w:cs="Open Sans" w:eastAsia="Open Sans" w:hAnsi="Open Sans"/>
+                <w:b w:val="false"/>
+                <w:bCs w:val="false"/>
+                <w:color w:val="59595B"/>
+                <w:sz w:val="20"/>
+                <w:szCs w:val="20"/>
+              </w:rPr>
+              <w:t xml:space="preserve">$2,050</w:t>
+            </w:r>
+          </w:p>
+        </w:tc>
+        <w:tc>
+          <w:tcPr>
+            <w:tcW w:type="dxa" w:w="1311"/>
             <w:tcBorders>
               <w:top w:val="single" w:color="E9ECEF" w:sz="4"/>
               <w:left w:val="single" w:color="E9ECEF" w:sz="4"/>
@@ -1981,7 +2052,7 @@
         </w:trPr>
         <w:tc>
           <w:tcPr>
-            <w:tcW w:type="dxa" w:w="3328"/>
+            <w:tcW w:type="dxa" w:w="2995"/>
             <w:tcBorders>
               <w:top w:val="single" w:color="E9ECEF" w:sz="4"/>
               <w:left w:val="single" w:color="E9ECEF" w:sz="4"/>
@@ -2004,19 +2075,19 @@
             <w:r>
               <w:rPr>
                 <w:rFonts w:ascii="Open Sans" w:cs="Open Sans" w:eastAsia="Open Sans" w:hAnsi="Open Sans"/>
-                <w:b/>
-                <w:bCs/>
+                <w:b w:val="false"/>
+                <w:bCs w:val="false"/>
                 <w:color w:val="59595B"/>
                 <w:sz w:val="20"/>
                 <w:szCs w:val="20"/>
               </w:rPr>
-              <w:t xml:space="preserve">ENTRY PROGRAM (Y1)</w:t>
-            </w:r>
-          </w:p>
-        </w:tc>
-        <w:tc>
-          <w:tcPr>
-            <w:tcW w:type="dxa" w:w="4368"/>
+              <w:t xml:space="preserve">My AI Lead Gen — Professional</w:t>
+            </w:r>
+          </w:p>
+        </w:tc>
+        <w:tc>
+          <w:tcPr>
+            <w:tcW w:type="dxa" w:w="3744"/>
             <w:tcBorders>
               <w:top w:val="single" w:color="E9ECEF" w:sz="4"/>
               <w:left w:val="single" w:color="E9ECEF" w:sz="4"/>
@@ -2039,19 +2110,19 @@
             <w:r>
               <w:rPr>
                 <w:rFonts w:ascii="Open Sans" w:cs="Open Sans" w:eastAsia="Open Sans" w:hAnsi="Open Sans"/>
-                <w:b/>
-                <w:bCs/>
+                <w:b w:val="false"/>
+                <w:bCs w:val="false"/>
                 <w:color w:val="59595B"/>
                 <w:sz w:val="20"/>
                 <w:szCs w:val="20"/>
               </w:rPr>
-              <w:t xml:space="preserve">Prove the search + capture lift, no large build to start</w:t>
-            </w:r>
-          </w:p>
-        </w:tc>
-        <w:tc>
-          <w:tcPr>
-            <w:tcW w:type="dxa" w:w="1664"/>
+              <w:t xml:space="preserve">3 vertical pipelines (fleets, shippers, WAIRE warehouses), 2,500 leads/mo (+$5,000 setup)</w:t>
+            </w:r>
+          </w:p>
+        </w:tc>
+        <w:tc>
+          <w:tcPr>
+            <w:tcW w:type="dxa" w:w="1310"/>
             <w:tcBorders>
               <w:top w:val="single" w:color="E9ECEF" w:sz="4"/>
               <w:left w:val="single" w:color="E9ECEF" w:sz="4"/>
@@ -2074,13 +2145,193 @@
             <w:r>
               <w:rPr>
                 <w:rFonts w:ascii="Open Sans" w:cs="Open Sans" w:eastAsia="Open Sans" w:hAnsi="Open Sans"/>
+                <w:b w:val="false"/>
+                <w:bCs w:val="false"/>
+                <w:color w:val="59595B"/>
+                <w:sz w:val="20"/>
+                <w:szCs w:val="20"/>
+              </w:rPr>
+              <w:t xml:space="preserve">$3,499</w:t>
+            </w:r>
+          </w:p>
+        </w:tc>
+        <w:tc>
+          <w:tcPr>
+            <w:tcW w:type="dxa" w:w="1311"/>
+            <w:tcBorders>
+              <w:top w:val="single" w:color="E9ECEF" w:sz="4"/>
+              <w:left w:val="single" w:color="E9ECEF" w:sz="4"/>
+              <w:bottom w:val="single" w:color="E9ECEF" w:sz="4"/>
+              <w:right w:val="single" w:color="E9ECEF" w:sz="4"/>
+            </w:tcBorders>
+            <w:shd w:fill="F8F9FA" w:val="clear"/>
+            <w:tcMar>
+              <w:top w:type="dxa" w:w="100"/>
+              <w:left w:type="dxa" w:w="140"/>
+              <w:bottom w:type="dxa" w:w="100"/>
+              <w:right w:type="dxa" w:w="140"/>
+            </w:tcMar>
+            <w:vAlign w:val="center"/>
+          </w:tcPr>
+          <w:p>
+            <w:pPr>
+              <w:jc w:val="right"/>
+            </w:pPr>
+            <w:r>
+              <w:rPr>
+                <w:rFonts w:ascii="Open Sans" w:cs="Open Sans" w:eastAsia="Open Sans" w:hAnsi="Open Sans"/>
+                <w:b w:val="false"/>
+                <w:bCs w:val="false"/>
+                <w:color w:val="59595B"/>
+                <w:sz w:val="20"/>
+                <w:szCs w:val="20"/>
+              </w:rPr>
+              <w:t xml:space="preserve">~$46,988</w:t>
+            </w:r>
+          </w:p>
+        </w:tc>
+      </w:tr>
+      <w:tr>
+        <w:trPr>
+          <w:cantSplit/>
+        </w:trPr>
+        <w:tc>
+          <w:tcPr>
+            <w:tcW w:type="dxa" w:w="2995"/>
+            <w:tcBorders>
+              <w:top w:val="single" w:color="E9ECEF" w:sz="4"/>
+              <w:left w:val="single" w:color="E9ECEF" w:sz="4"/>
+              <w:bottom w:val="single" w:color="E9ECEF" w:sz="4"/>
+              <w:right w:val="single" w:color="E9ECEF" w:sz="4"/>
+            </w:tcBorders>
+            <w:shd w:fill="FFFFFF" w:val="clear"/>
+            <w:tcMar>
+              <w:top w:type="dxa" w:w="100"/>
+              <w:left w:type="dxa" w:w="140"/>
+              <w:bottom w:type="dxa" w:w="100"/>
+              <w:right w:type="dxa" w:w="140"/>
+            </w:tcMar>
+            <w:vAlign w:val="center"/>
+          </w:tcPr>
+          <w:p>
+            <w:pPr>
+              <w:jc w:val="left"/>
+            </w:pPr>
+            <w:r>
+              <w:rPr>
+                <w:rFonts w:ascii="Open Sans" w:cs="Open Sans" w:eastAsia="Open Sans" w:hAnsi="Open Sans"/>
+                <w:b/>
+                <w:bCs/>
+                <w:color w:val="59595B"/>
+                <w:sz w:val="20"/>
+                <w:szCs w:val="20"/>
+              </w:rPr>
+              <w:t xml:space="preserve">PUBLISHED RECURRING (Y1)</w:t>
+            </w:r>
+          </w:p>
+        </w:tc>
+        <w:tc>
+          <w:tcPr>
+            <w:tcW w:type="dxa" w:w="3744"/>
+            <w:tcBorders>
+              <w:top w:val="single" w:color="E9ECEF" w:sz="4"/>
+              <w:left w:val="single" w:color="E9ECEF" w:sz="4"/>
+              <w:bottom w:val="single" w:color="E9ECEF" w:sz="4"/>
+              <w:right w:val="single" w:color="E9ECEF" w:sz="4"/>
+            </w:tcBorders>
+            <w:shd w:fill="FFFFFF" w:val="clear"/>
+            <w:tcMar>
+              <w:top w:type="dxa" w:w="100"/>
+              <w:left w:type="dxa" w:w="140"/>
+              <w:bottom w:type="dxa" w:w="100"/>
+              <w:right w:type="dxa" w:w="140"/>
+            </w:tcMar>
+            <w:vAlign w:val="center"/>
+          </w:tcPr>
+          <w:p>
+            <w:pPr>
+              <w:jc w:val="left"/>
+            </w:pPr>
+            <w:r>
+              <w:rPr>
+                <w:rFonts w:ascii="Open Sans" w:cs="Open Sans" w:eastAsia="Open Sans" w:hAnsi="Open Sans"/>
+                <w:b/>
+                <w:bCs/>
+                <w:color w:val="59595B"/>
+                <w:sz w:val="20"/>
+                <w:szCs w:val="20"/>
+              </w:rPr>
+              <w:t xml:space="preserve">Annual plans save 17% + waive setup (≈ $59,590)</w:t>
+            </w:r>
+          </w:p>
+        </w:tc>
+        <w:tc>
+          <w:tcPr>
+            <w:tcW w:type="dxa" w:w="1310"/>
+            <w:tcBorders>
+              <w:top w:val="single" w:color="E9ECEF" w:sz="4"/>
+              <w:left w:val="single" w:color="E9ECEF" w:sz="4"/>
+              <w:bottom w:val="single" w:color="E9ECEF" w:sz="4"/>
+              <w:right w:val="single" w:color="E9ECEF" w:sz="4"/>
+            </w:tcBorders>
+            <w:shd w:fill="FFFFFF" w:val="clear"/>
+            <w:tcMar>
+              <w:top w:type="dxa" w:w="100"/>
+              <w:left w:type="dxa" w:w="140"/>
+              <w:bottom w:type="dxa" w:w="100"/>
+              <w:right w:type="dxa" w:w="140"/>
+            </w:tcMar>
+            <w:vAlign w:val="center"/>
+          </w:tcPr>
+          <w:p>
+            <w:pPr>
+              <w:jc w:val="right"/>
+            </w:pPr>
+            <w:r>
+              <w:rPr>
+                <w:rFonts w:ascii="Open Sans" w:cs="Open Sans" w:eastAsia="Open Sans" w:hAnsi="Open Sans"/>
                 <w:b/>
                 <w:bCs/>
                 <w:color w:val="006DB6"/>
                 <w:sz w:val="20"/>
                 <w:szCs w:val="20"/>
               </w:rPr>
-              <w:t xml:space="preserve">$2,050/mo</w:t>
+              <w:t xml:space="preserve">$5,549</w:t>
+            </w:r>
+          </w:p>
+        </w:tc>
+        <w:tc>
+          <w:tcPr>
+            <w:tcW w:type="dxa" w:w="1311"/>
+            <w:tcBorders>
+              <w:top w:val="single" w:color="E9ECEF" w:sz="4"/>
+              <w:left w:val="single" w:color="E9ECEF" w:sz="4"/>
+              <w:bottom w:val="single" w:color="E9ECEF" w:sz="4"/>
+              <w:right w:val="single" w:color="E9ECEF" w:sz="4"/>
+            </w:tcBorders>
+            <w:shd w:fill="FFFFFF" w:val="clear"/>
+            <w:tcMar>
+              <w:top w:type="dxa" w:w="100"/>
+              <w:left w:type="dxa" w:w="140"/>
+              <w:bottom w:type="dxa" w:w="100"/>
+              <w:right w:type="dxa" w:w="140"/>
+            </w:tcMar>
+            <w:vAlign w:val="center"/>
+          </w:tcPr>
+          <w:p>
+            <w:pPr>
+              <w:jc w:val="right"/>
+            </w:pPr>
+            <w:r>
+              <w:rPr>
+                <w:rFonts w:ascii="Open Sans" w:cs="Open Sans" w:eastAsia="Open Sans" w:hAnsi="Open Sans"/>
+                <w:b/>
+                <w:bCs/>
+                <w:color w:val="006DB6"/>
+                <w:sz w:val="20"/>
+                <w:szCs w:val="20"/>
+              </w:rPr>
+              <w:t xml:space="preserve">~$71,588</w:t>
             </w:r>
           </w:p>
         </w:tc>
@@ -2107,8 +2358,8 @@
         </w:tblBorders>
       </w:tblPr>
       <w:tblGrid>
+        <w:gridCol w:w="3584"/>
         <w:gridCol w:w="3385"/>
-        <w:gridCol w:w="3584"/>
         <w:gridCol w:w="2391"/>
       </w:tblGrid>
       <w:tr>
@@ -2118,7 +2369,7 @@
         </w:trPr>
         <w:tc>
           <w:tcPr>
-            <w:tcW w:type="dxa" w:w="3385"/>
+            <w:tcW w:type="dxa" w:w="3584"/>
             <w:tcBorders>
               <w:top w:val="single" w:color="E9ECEF" w:sz="4"/>
               <w:left w:val="single" w:color="E9ECEF" w:sz="4"/>
@@ -2147,13 +2398,13 @@
                 <w:sz w:val="20"/>
                 <w:szCs w:val="20"/>
               </w:rPr>
-              <w:t xml:space="preserve">Expansion (scoped in discovery)</w:t>
-            </w:r>
-          </w:p>
-        </w:tc>
-        <w:tc>
-          <w:tcPr>
-            <w:tcW w:type="dxa" w:w="3584"/>
+              <w:t xml:space="preserve">Custom Build &amp; Advisory (scoped in discovery)</w:t>
+            </w:r>
+          </w:p>
+        </w:tc>
+        <w:tc>
+          <w:tcPr>
+            <w:tcW w:type="dxa" w:w="3385"/>
             <w:tcBorders>
               <w:top w:val="single" w:color="E9ECEF" w:sz="4"/>
               <w:left w:val="single" w:color="E9ECEF" w:sz="4"/>
@@ -2182,7 +2433,7 @@
                 <w:sz w:val="20"/>
                 <w:szCs w:val="20"/>
               </w:rPr>
-              <w:t xml:space="preserve">Basis — 2026 rate card</w:t>
+              <w:t xml:space="preserve">Basis — 2026 US-led rate</w:t>
             </w:r>
           </w:p>
         </w:tc>
@@ -2228,7 +2479,7 @@
         </w:trPr>
         <w:tc>
           <w:tcPr>
-            <w:tcW w:type="dxa" w:w="3385"/>
+            <w:tcW w:type="dxa" w:w="3584"/>
             <w:tcBorders>
               <w:top w:val="single" w:color="E9ECEF" w:sz="4"/>
               <w:left w:val="single" w:color="E9ECEF" w:sz="4"/>
@@ -2263,7 +2514,7 @@
         </w:tc>
         <w:tc>
           <w:tcPr>
-            <w:tcW w:type="dxa" w:w="3584"/>
+            <w:tcW w:type="dxa" w:w="3385"/>
             <w:tcBorders>
               <w:top w:val="single" w:color="E9ECEF" w:sz="4"/>
               <w:left w:val="single" w:color="E9ECEF" w:sz="4"/>
@@ -2292,7 +2543,7 @@
                 <w:sz w:val="20"/>
                 <w:szCs w:val="20"/>
               </w:rPr>
-              <w:t xml:space="preserve">AI eng $185–$275/hr; full-stack $145–$210/hr</w:t>
+              <w:t xml:space="preserve">US development $150/hr ($125/hr contracted)</w:t>
             </w:r>
           </w:p>
         </w:tc>
@@ -2338,7 +2589,7 @@
         </w:trPr>
         <w:tc>
           <w:tcPr>
-            <w:tcW w:type="dxa" w:w="3385"/>
+            <w:tcW w:type="dxa" w:w="3584"/>
             <w:tcBorders>
               <w:top w:val="single" w:color="E9ECEF" w:sz="4"/>
               <w:left w:val="single" w:color="E9ECEF" w:sz="4"/>
@@ -2367,13 +2618,13 @@
                 <w:sz w:val="20"/>
                 <w:szCs w:val="20"/>
               </w:rPr>
-              <w:t xml:space="preserve">Account intelligence &amp; outbound + Fractional AI Advisor</w:t>
-            </w:r>
-          </w:p>
-        </w:tc>
-        <w:tc>
-          <w:tcPr>
-            <w:tcW w:type="dxa" w:w="3584"/>
+              <w:t xml:space="preserve">Fractional AI Advisor + Executive Workshop</w:t>
+            </w:r>
+          </w:p>
+        </w:tc>
+        <w:tc>
+          <w:tcPr>
+            <w:tcW w:type="dxa" w:w="3385"/>
             <w:tcBorders>
               <w:top w:val="single" w:color="E9ECEF" w:sz="4"/>
               <w:left w:val="single" w:color="E9ECEF" w:sz="4"/>
@@ -2402,7 +2653,7 @@
                 <w:sz w:val="20"/>
                 <w:szCs w:val="20"/>
               </w:rPr>
-              <w:t xml:space="preserve">My AI engagement; advisor $1,500–$3,500/mo</w:t>
+              <w:t xml:space="preserve">Estimates: ~$2,000/mo + ~$5,000 one-time</w:t>
             </w:r>
           </w:p>
         </w:tc>
@@ -2437,7 +2688,7 @@
                 <w:sz w:val="20"/>
                 <w:szCs w:val="20"/>
               </w:rPr>
-              <w:t xml:space="preserve">Set at discovery</w:t>
+              <w:t xml:space="preserve">Confirmed at discovery</w:t>
             </w:r>
           </w:p>
         </w:tc>
